--- a/03_extraccion/Informe_consolidado_extraccion.docx
+++ b/03_extraccion/Informe_consolidado_extraccion.docx
@@ -38,7 +38,7 @@
         <w:rPr>
           <w:i w:val="0"/>
         </w:rPr>
-        <w:t>Revisión sistemática y metaanálisis: geoestadística frente a aprendizaje automático (AA) para predecir precipitación y temperatura en regiones montañosas (2020–2026).</w:t>
+        <w:t>Metaanálisis del desempeño de la predicción espacial de variables ambientales mediante geoestadística y aprendizaje automático en regiones montañosas. Revisión sistemática y metaanálisis de estudios publicados entre 2020 y 2026.</w:t>
       </w:r>
     </w:p>
     <w:p>
